--- a/public/downloads/2026行動通訊實務競賽-工讀生參賽切結書(空).docx
+++ b/public/downloads/2026行動通訊實務競賽-工讀生參賽切結書(空).docx
@@ -6,7 +6,7 @@
       <w:pPr>
         <w:pStyle w:val="a3"/>
         <w:rPr>
-          <w:rFonts w:ascii="標楷體" w:eastAsia="標楷體" w:hAnsi="標楷體" w:cs="Times New Roman"/>
+          <w:rFonts w:ascii="Times New Roman" w:eastAsia="標楷體" w:hAnsi="Times New Roman" w:cs="Times New Roman"/>
           <w:b/>
           <w:color w:val="000000"/>
           <w:sz w:val="30"/>
@@ -16,7 +16,7 @@
       <w:bookmarkStart w:id="0" w:name="_Hlk168676846"/>
       <w:r>
         <w:rPr>
-          <w:rFonts w:ascii="標楷體" w:eastAsia="標楷體" w:hAnsi="標楷體" w:cs="Times New Roman"/>
+          <w:rFonts w:ascii="Times New Roman" w:eastAsia="標楷體" w:hAnsi="Times New Roman" w:cs="Times New Roman"/>
           <w:b/>
           <w:color w:val="000000"/>
           <w:sz w:val="30"/>
@@ -26,7 +26,7 @@
       </w:r>
       <w:r>
         <w:rPr>
-          <w:rFonts w:ascii="標楷體" w:eastAsia="標楷體" w:hAnsi="標楷體" w:cs="Times New Roman" w:hint="eastAsia"/>
+          <w:rFonts w:ascii="Times New Roman" w:eastAsia="標楷體" w:hAnsi="Times New Roman" w:cs="Times New Roman"/>
           <w:b/>
           <w:color w:val="000000"/>
           <w:sz w:val="30"/>
@@ -36,23 +36,13 @@
       </w:r>
       <w:r>
         <w:rPr>
-          <w:rFonts w:ascii="標楷體" w:eastAsia="標楷體" w:hAnsi="標楷體" w:cs="Times New Roman" w:hint="eastAsia"/>
+          <w:rFonts w:ascii="Times New Roman" w:eastAsia="標楷體" w:hAnsi="Times New Roman" w:cs="Times New Roman"/>
           <w:b/>
           <w:color w:val="000000"/>
           <w:sz w:val="30"/>
           <w:szCs w:val="30"/>
         </w:rPr>
-        <w:t>年</w:t>
-      </w:r>
-      <w:r>
-        <w:rPr>
-          <w:rFonts w:ascii="標楷體" w:eastAsia="標楷體" w:hAnsi="標楷體" w:cs="Times New Roman"/>
-          <w:b/>
-          <w:color w:val="000000"/>
-          <w:sz w:val="30"/>
-          <w:szCs w:val="30"/>
-        </w:rPr>
-        <w:t>行動通訊實務競賽</w:t>
+        <w:t>年行動通訊實務競賽</w:t>
       </w:r>
     </w:p>
     <w:bookmarkEnd w:id="0"/>
@@ -60,7 +50,7 @@
       <w:pPr>
         <w:jc w:val="center"/>
         <w:rPr>
-          <w:rFonts w:ascii="標楷體" w:eastAsia="標楷體" w:hAnsi="標楷體"/>
+          <w:rFonts w:ascii="Times New Roman" w:eastAsia="標楷體" w:hAnsi="Times New Roman" w:cs="Times New Roman"/>
           <w:b/>
           <w:bCs/>
           <w:sz w:val="30"/>
@@ -69,7 +59,7 @@
       </w:pPr>
       <w:r>
         <w:rPr>
-          <w:rFonts w:ascii="標楷體" w:eastAsia="標楷體" w:hAnsi="標楷體" w:hint="eastAsia"/>
+          <w:rFonts w:ascii="Times New Roman" w:eastAsia="標楷體" w:hAnsi="Times New Roman" w:cs="Times New Roman"/>
           <w:b/>
           <w:bCs/>
           <w:sz w:val="30"/>
@@ -79,7 +69,7 @@
       </w:r>
       <w:r>
         <w:rPr>
-          <w:rFonts w:ascii="標楷體" w:eastAsia="標楷體" w:hAnsi="標楷體" w:hint="eastAsia"/>
+          <w:rFonts w:ascii="Times New Roman" w:eastAsia="標楷體" w:hAnsi="Times New Roman" w:cs="Times New Roman"/>
           <w:b/>
           <w:bCs/>
           <w:sz w:val="30"/>
@@ -298,6 +288,7 @@
         </w:rPr>
         <w:t>________________</w:t>
       </w:r>
+      <w:proofErr w:type="gramStart"/>
       <w:r>
         <w:rPr>
           <w:rFonts w:ascii="標楷體" w:eastAsia="標楷體" w:hAnsi="標楷體" w:cs="Times New Roman" w:hint="eastAsia"/>
@@ -305,6 +296,7 @@
         </w:rPr>
         <w:t>＿＿＿＿＿＿＿＿＿＿＿</w:t>
       </w:r>
+      <w:proofErr w:type="gramEnd"/>
       <w:r>
         <w:rPr>
           <w:rFonts w:ascii="標楷體" w:eastAsia="標楷體" w:hAnsi="標楷體" w:cs="Times New Roman"/>
